--- a/base/pacotes/placon-arminio-tavares/memorial-placon-arminio-tavares.docx
+++ b/base/pacotes/placon-arminio-tavares/memorial-placon-arminio-tavares.docx
@@ -33,7 +33,7 @@
           <w:color w:val="666666"/>
           <w:sz w:val="22"/>
         </w:rPr>
-        <w:t>Orçamento Paramétrico V2 Híbrido  •  Gerado em 22/04/2026</w:t>
+        <w:t>Orçamento Paramétrico V2 Híbrido  •  Gerado em 23/04/2026</w:t>
       </w:r>
     </w:p>
     <w:p/>
@@ -361,7 +361,7 @@
           </w:tcPr>
           <w:p>
             <w:r>
-              <w:t>16 (barrilete + reservatório)</w:t>
+              <w:t>18 (barrilete + reservatório)</w:t>
             </w:r>
           </w:p>
         </w:tc>
@@ -393,7 +393,7 @@
           </w:tcPr>
           <w:p>
             <w:r>
-              <w:t>14</w:t>
+              <w:t>15</w:t>
             </w:r>
           </w:p>
         </w:tc>
@@ -1213,48 +1213,6 @@
           </w:tcPr>
           <w:p>
             <w:r>
-              <w:t>Gerenciamento</w:t>
-            </w:r>
-          </w:p>
-        </w:tc>
-        <w:tc>
-          <w:tcPr>
-            <w:tcW w:type="dxa" w:w="2493"/>
-          </w:tcPr>
-          <w:p>
-            <w:r>
-              <w:t>R$ 4.044.504</w:t>
-            </w:r>
-          </w:p>
-        </w:tc>
-        <w:tc>
-          <w:tcPr>
-            <w:tcW w:type="dxa" w:w="2493"/>
-          </w:tcPr>
-          <w:p>
-            <w:r>
-              <w:t>R$ 991,96</w:t>
-            </w:r>
-          </w:p>
-        </w:tc>
-        <w:tc>
-          <w:tcPr>
-            <w:tcW w:type="dxa" w:w="2493"/>
-          </w:tcPr>
-          <w:p>
-            <w:r>
-              <w:t>22.0%</w:t>
-            </w:r>
-          </w:p>
-        </w:tc>
-      </w:tr>
-      <w:tr>
-        <w:tc>
-          <w:tcPr>
-            <w:tcW w:type="dxa" w:w="2493"/>
-          </w:tcPr>
-          <w:p>
-            <w:r>
               <w:t>Supraestrutura</w:t>
             </w:r>
           </w:p>
@@ -1285,7 +1243,49 @@
           </w:tcPr>
           <w:p>
             <w:r>
-              <w:t>17.7%</w:t>
+              <w:t>18.8%</w:t>
+            </w:r>
+          </w:p>
+        </w:tc>
+      </w:tr>
+      <w:tr>
+        <w:tc>
+          <w:tcPr>
+            <w:tcW w:type="dxa" w:w="2493"/>
+          </w:tcPr>
+          <w:p>
+            <w:r>
+              <w:t>Gerenciamento</w:t>
+            </w:r>
+          </w:p>
+        </w:tc>
+        <w:tc>
+          <w:tcPr>
+            <w:tcW w:type="dxa" w:w="2493"/>
+          </w:tcPr>
+          <w:p>
+            <w:r>
+              <w:t>R$ 2.972.792</w:t>
+            </w:r>
+          </w:p>
+        </w:tc>
+        <w:tc>
+          <w:tcPr>
+            <w:tcW w:type="dxa" w:w="2493"/>
+          </w:tcPr>
+          <w:p>
+            <w:r>
+              <w:t>R$ 729,11</w:t>
+            </w:r>
+          </w:p>
+        </w:tc>
+        <w:tc>
+          <w:tcPr>
+            <w:tcW w:type="dxa" w:w="2493"/>
+          </w:tcPr>
+          <w:p>
+            <w:r>
+              <w:t>17.1%</w:t>
             </w:r>
           </w:p>
         </w:tc>
@@ -1327,7 +1327,7 @@
           </w:tcPr>
           <w:p>
             <w:r>
-              <w:t>7.8%</w:t>
+              <w:t>8.3%</w:t>
             </w:r>
           </w:p>
         </w:tc>
@@ -1369,7 +1369,7 @@
           </w:tcPr>
           <w:p>
             <w:r>
-              <w:t>7.3%</w:t>
+              <w:t>7.8%</w:t>
             </w:r>
           </w:p>
         </w:tc>
@@ -1411,7 +1411,7 @@
           </w:tcPr>
           <w:p>
             <w:r>
-              <w:t>7.2%</w:t>
+              <w:t>7.6%</w:t>
             </w:r>
           </w:p>
         </w:tc>
@@ -1453,7 +1453,7 @@
           </w:tcPr>
           <w:p>
             <w:r>
-              <w:t>5.2%</w:t>
+              <w:t>5.6%</w:t>
             </w:r>
           </w:p>
         </w:tc>
@@ -1495,7 +1495,7 @@
           </w:tcPr>
           <w:p>
             <w:r>
-              <w:t>5.0%</w:t>
+              <w:t>5.3%</w:t>
             </w:r>
           </w:p>
         </w:tc>
@@ -1537,7 +1537,7 @@
           </w:tcPr>
           <w:p>
             <w:r>
-              <w:t>4.7%</w:t>
+              <w:t>5.0%</w:t>
             </w:r>
           </w:p>
         </w:tc>
@@ -1579,7 +1579,7 @@
           </w:tcPr>
           <w:p>
             <w:r>
-              <w:t>4.2%</w:t>
+              <w:t>4.5%</w:t>
             </w:r>
           </w:p>
         </w:tc>
@@ -1621,7 +1621,7 @@
           </w:tcPr>
           <w:p>
             <w:r>
-              <w:t>4.0%</w:t>
+              <w:t>4.3%</w:t>
             </w:r>
           </w:p>
         </w:tc>
@@ -1663,7 +1663,49 @@
           </w:tcPr>
           <w:p>
             <w:r>
-              <w:t>3.4%</w:t>
+              <w:t>3.6%</w:t>
+            </w:r>
+          </w:p>
+        </w:tc>
+      </w:tr>
+      <w:tr>
+        <w:tc>
+          <w:tcPr>
+            <w:tcW w:type="dxa" w:w="2493"/>
+          </w:tcPr>
+          <w:p>
+            <w:r>
+              <w:t>Climatização</w:t>
+            </w:r>
+          </w:p>
+        </w:tc>
+        <w:tc>
+          <w:tcPr>
+            <w:tcW w:type="dxa" w:w="2493"/>
+          </w:tcPr>
+          <w:p>
+            <w:r>
+              <w:t>R$ 483.273</w:t>
+            </w:r>
+          </w:p>
+        </w:tc>
+        <w:tc>
+          <w:tcPr>
+            <w:tcW w:type="dxa" w:w="2493"/>
+          </w:tcPr>
+          <w:p>
+            <w:r>
+              <w:t>R$ 118,53</w:t>
+            </w:r>
+          </w:p>
+        </w:tc>
+        <w:tc>
+          <w:tcPr>
+            <w:tcW w:type="dxa" w:w="2493"/>
+          </w:tcPr>
+          <w:p>
+            <w:r>
+              <w:t>2.8%</w:t>
             </w:r>
           </w:p>
         </w:tc>
@@ -1705,49 +1747,7 @@
           </w:tcPr>
           <w:p>
             <w:r>
-              <w:t>2.6%</w:t>
-            </w:r>
-          </w:p>
-        </w:tc>
-      </w:tr>
-      <w:tr>
-        <w:tc>
-          <w:tcPr>
-            <w:tcW w:type="dxa" w:w="2493"/>
-          </w:tcPr>
-          <w:p>
-            <w:r>
-              <w:t>Climatização</w:t>
-            </w:r>
-          </w:p>
-        </w:tc>
-        <w:tc>
-          <w:tcPr>
-            <w:tcW w:type="dxa" w:w="2493"/>
-          </w:tcPr>
-          <w:p>
-            <w:r>
-              <w:t>R$ 473.473</w:t>
-            </w:r>
-          </w:p>
-        </w:tc>
-        <w:tc>
-          <w:tcPr>
-            <w:tcW w:type="dxa" w:w="2493"/>
-          </w:tcPr>
-          <w:p>
-            <w:r>
-              <w:t>R$ 116,12</w:t>
-            </w:r>
-          </w:p>
-        </w:tc>
-        <w:tc>
-          <w:tcPr>
-            <w:tcW w:type="dxa" w:w="2493"/>
-          </w:tcPr>
-          <w:p>
-            <w:r>
-              <w:t>2.6%</w:t>
+              <w:t>2.7%</w:t>
             </w:r>
           </w:p>
         </w:tc>
@@ -1789,7 +1789,7 @@
           </w:tcPr>
           <w:p>
             <w:r>
-              <w:t>1.7%</w:t>
+              <w:t>1.8%</w:t>
             </w:r>
           </w:p>
         </w:tc>
@@ -1831,7 +1831,7 @@
           </w:tcPr>
           <w:p>
             <w:r>
-              <w:t>1.6%</w:t>
+              <w:t>1.7%</w:t>
             </w:r>
           </w:p>
         </w:tc>
@@ -1853,7 +1853,7 @@
           </w:tcPr>
           <w:p>
             <w:r>
-              <w:t>R$ 272.289</w:t>
+              <w:t>R$ 256.360</w:t>
             </w:r>
           </w:p>
         </w:tc>
@@ -1863,7 +1863,7 @@
           </w:tcPr>
           <w:p>
             <w:r>
-              <w:t>R$ 66,78</w:t>
+              <w:t>R$ 62,88</w:t>
             </w:r>
           </w:p>
         </w:tc>
@@ -1915,7 +1915,7 @@
           </w:tcPr>
           <w:p>
             <w:r>
-              <w:t>0.8%</w:t>
+              <w:t>0.9%</w:t>
             </w:r>
           </w:p>
         </w:tc>
@@ -1957,7 +1957,7 @@
           </w:tcPr>
           <w:p>
             <w:r>
-              <w:t>0.7%</w:t>
+              <w:t>0.8%</w:t>
             </w:r>
           </w:p>
         </w:tc>
@@ -1985,7 +1985,7 @@
               <w:rPr>
                 <w:b/>
               </w:rPr>
-              <w:t>R$ 18.424.865</w:t>
+              <w:t>R$ 17.347.024</w:t>
             </w:r>
           </w:p>
         </w:tc>
@@ -1998,7 +1998,7 @@
               <w:rPr>
                 <w:b/>
               </w:rPr>
-              <w:t>R$ 4.518,90</w:t>
+              <w:t>R$ 4.254,55</w:t>
             </w:r>
           </w:p>
         </w:tc>
